--- a/docs/serveit-studio-blog.docx
+++ b/docs/serveit-studio-blog.docx
@@ -44,7 +44,7 @@
     <w:p>
       <w:pPr/>
       <w:r>
-        <w:t>Except your TTFT (Time to First Token) is 1,177 milliseconds. Your throughput is 6.2 requests per second. Your users are staring at a loading spinner for over a second before they see anything. Your boss is on Slack asking why you need more GPUs when the ones you have seem to be, well, napping. Your CFO is forwarding you articles about "AI cost optimization" with a passive-aggressive smiley face emoji.</w:t>
+        <w:t>Except your TTFT (Time to First Token) is 1,177 milliseconds. Your users are waiting over a second before they see anything. Not because your GPUs are slow — they are perfectly capable hardware. The issue is that the default inference settings are designed to work safely on any setup, from a single A10G to a 16-GPU H200 cluster. That is like shipping one shoe size for every foot on the planet. It will technically fit most people, but nobody is running a marathon in it.</w:t>
       </w:r>
     </w:p>
     <w:p>
@@ -652,7 +652,7 @@
     <w:p>
       <w:pPr/>
       <w:r>
-        <w:t>I started with Qwen3-32B and the stock RHAIIS 3.4 default templates. No tuning, no parameter changes -- just deploy and pray. I wanted to see what out-of-the-box performance looked like before I touched anything.</w:t>
+        <w:t>I started with Qwen3-32B and the stock RHAIIS 3.4 default templates. No tuning, no parameter changes — just the upstream defaults that ship with llm-d. These defaults are deliberately conservative: they need to work on everything from a single-GPU dev box to a 64-GPU production cluster. I wanted to see what that baseline looked like on my specific hardware before tailoring anything.</w:t>
       </w:r>
     </w:p>
     <w:p>
@@ -896,7 +896,7 @@
     <w:p>
       <w:pPr/>
       <w:r>
-        <w:t>This parameter controls what fraction of GPU memory vLLM is allowed to use. The default is 0.90, which sounds reasonable -- leave 10% headroom for safety. But that 10% headroom on an H200 with 140 GB means you are leaving 14 GB on the table. That is 14 GB that could be holding KV cache for additional concurrent sequences.</w:t>
+        <w:t>This parameter controls what fraction of GPU memory vLLM is allowed to use. The default is 0.90 — a smart conservative choice that works safely across every GPU from a 24GB L4 to a 140GB H200. But on my H200s, that 10% headroom means 14 GB per GPU sitting unused. That is 14 GB that could be holding KV cache for additional concurrent sequences.</w:t>
       </w:r>
     </w:p>
     <w:p>
@@ -952,7 +952,7 @@
     <w:p>
       <w:pPr/>
       <w:r>
-        <w:t>For Qwen3-32B at TP=8, the formula yields max_num_seqs=192. I will show you later how wildly different this number is for Llama-70B -- and why a one-size-fits-all default never works.</w:t>
+        <w:t>For Qwen3-32B at TP=8, the formula yields max_num_seqs=192. I will show you later how wildly different this number is for Llama-70B — and why every model-hardware combination needs its own value.</w:t>
       </w:r>
     </w:p>
     <w:p>
@@ -978,7 +978,7 @@
     <w:p>
       <w:pPr/>
       <w:r>
-        <w:t>For my workload (ISL=2,000 + OSL=100 = 2,100 total tokens per sequence, with prefix caching), I found block_size=128 to be optimal. The prefix caching benefit is key: with 50% prefix cache hit rate and 10 groups, larger blocks align better with the prefix boundaries, increasing cache hit efficiency. The default block_size of 16 works fine for short sequences but leaves performance on the table for my long-prompt workload.</w:t>
+        <w:t>For my workload (ISL=2,000 + OSL=100 = 2,100 total tokens per sequence, with prefix caching), I found block_size=128 to be optimal. The prefix caching benefit is key: with 50% prefix cache hit rate and 10 groups, larger blocks align better with the prefix boundaries, increasing cache hit efficiency. The default block_size of 16 is a solid general-purpose choice, but for my long-prompt workload with prefix caching, 128 is a much better fit.</w:t>
       </w:r>
     </w:p>
     <w:p>
@@ -1212,13 +1212,13 @@
     <w:p>
       <w:pPr/>
       <w:r>
-        <w:t>Here is the plot twist that made me do a double-take. With default parameters, TP8 configurations were among the worst performers. The default 8xTP2 aggregated config had 995ms TTFT. But after tuning? The 2xTP8 config came in at 304ms -- the best aggregated result by a wide margin.</w:t>
+        <w:t>Here is the plot twist that made me do a double-take. With default parameters, TP8 was not the optimal choice for my setup — the defaults allocate memory conservatively, which limits what TP8 can do. But after tuning the memory and batching parameters for my H200s? The 2xTP8 config came in at 304ms — the best aggregated result by a wide margin.</w:t>
       </w:r>
     </w:p>
     <w:p>
       <w:pPr/>
       <w:r>
-        <w:t>Why? With higher gpu_memory_utilization and the right max_num_seqs, TP8 has more compute power per pod. Each pod uses all 8 GPUs on a single node, so there is no inter-node communication overhead. The model layers are sharded across more GPUs, which means each GPU processes less per layer. With the default parameters, this advantage was masked by suboptimal batching and memory allocation. With proper tuning, it became the clear winner.</w:t>
+        <w:t>Why? With higher gpu_memory_utilization and the right max_num_seqs, TP8 has more compute power per pod. Each pod uses all 8 GPUs on a single node, so there is no inter-node communication overhead. The model layers are sharded across more GPUs, which means each GPU processes less per layer. The default parameters could not take full advantage of this because they are tuned for broad compatibility, not for a specific GPU with 140GB of VRAM. Once I matched the settings to the hardware, TP8 became the clear winner.</w:t>
       </w:r>
     </w:p>
     <w:p>
@@ -1586,7 +1586,7 @@
     <w:p>
       <w:pPr/>
       <w:r>
-        <w:t>The upstream default weights are balanced at 3:2:2 (prefix_cache:kv_cache:queue). This is a reasonable starting point, but for my 50% prefix cache workload, it is leaving performance on the table.</w:t>
+        <w:t>The upstream default weights are balanced at 3:2:2 (prefix_cache:kv_cache:queue). This is a solid general-purpose configuration — it works well for most workloads. But my workload has 50% prefix cache overlap, which means the prefix_cache signal is much more valuable than the default weights suggest.</w:t>
       </w:r>
     </w:p>
     <w:p>
@@ -1660,7 +1660,7 @@
     <w:p>
       <w:pPr/>
       <w:r>
-        <w:t>This is not unusual when inference frameworks evolve -- new features, different defaults, changed heuristics. But it highlights exactly why you cannot just upgrade and walk away. The optimal configuration shifts between versions, and what worked last quarter may not work this quarter.</w:t>
+        <w:t>This is not unusual when inference frameworks evolve — the EPP routing strategy changed between versions, adding prefix-cache awareness that trades throughput for better per-user latency. The configuration that was optimal for one version may not be optimal for the next, because the engine behavior changed underneath.</w:t>
       </w:r>
     </w:p>
     <w:p>
@@ -2216,13 +2216,13 @@
         <w:pStyle w:val="Heading2"/>
       </w:pPr>
       <w:r>
-        <w:t>You Cannot Just Deploy with Defaults and Call It a Day</w:t>
+        <w:t>Every Setup Deserves Its Own Configuration</w:t>
       </w:r>
     </w:p>
     <w:p>
       <w:pPr/>
       <w:r>
-        <w:t>The default templates are a starting point, not a destination. The difference between default and tuned performance ranged from 64% to 71% TTFT improvement. If you are running vLLM defaults in production, you are paying for a sports car and driving it in first gear.</w:t>
+        <w:t>The default templates are designed to be safe and universal — and they do that job well. But every hardware and workload combination has its own sweet spot. The difference between generic defaults and hardware-specific tuning was 21-64% TTFT improvement on my setup. Your mileage will vary, but it will almost certainly vary in the right direction.</w:t>
       </w:r>
     </w:p>
     <w:p>
@@ -2880,7 +2880,7 @@
     <w:p>
       <w:pPr/>
       <w:r>
-        <w:t>Your GPUs are not slow. They are just misconfigured. And if you are still running vLLM defaults in production, you are paying for a sports car and driving it in first gear.</w:t>
+        <w:t>Your GPUs are not slow. They just have not been introduced to their full potential yet. The default settings keep everything running safely, but matching the configuration to your specific hardware and workload is where the real performance lives.</w:t>
       </w:r>
     </w:p>
     <w:p>

--- a/docs/serveit-studio-blog.docx
+++ b/docs/serveit-studio-blog.docx
@@ -772,7 +772,7 @@
           </w:tcPr>
           <w:p>
             <w:r>
-              <w:t>17.49</w:t>
+              <w:t>24.6</w:t>
             </w:r>
           </w:p>
         </w:tc>
@@ -814,7 +814,7 @@
           </w:tcPr>
           <w:p>
             <w:r>
-              <w:t>28.79</w:t>
+              <w:t>22.5</w:t>
             </w:r>
           </w:p>
         </w:tc>
@@ -868,7 +868,7 @@
     <w:p>
       <w:pPr/>
       <w:r>
-        <w:t>The default winner was 3P+1D TP4 at 675ms TTFT and 28.79 req/s. But I was not satisfied. What if the real gains were not in the P/D split, but in the engine parameters underneath?</w:t>
+        <w:t>The default winner was 3P+1D TP4 at 675ms TTFT and 22.5 req/s. But I was not satisfied. What if the real gains were not in the P/D split, but in the engine parameters underneath?</w:t>
       </w:r>
     </w:p>
     <w:p>
@@ -1126,7 +1126,7 @@
           </w:tcPr>
           <w:p>
             <w:r>
-              <w:t>30.12</w:t>
+              <w:t>23.6</w:t>
             </w:r>
           </w:p>
         </w:tc>
@@ -1178,7 +1178,7 @@
           </w:tcPr>
           <w:p>
             <w:r>
-              <w:t>40.70</w:t>
+              <w:t>23.2</w:t>
             </w:r>
           </w:p>
         </w:tc>
@@ -1198,7 +1198,7 @@
     <w:p>
       <w:pPr/>
       <w:r>
-        <w:t>Read that again. The tuned aggregated configuration (2x TP8) actually beat the default PD configuration (3P+1D TP4) in both TTFT and throughput. The default PD had 675ms TTFT and 28.79 req/s. The tuned aggregated hit 304ms and 30.12 req/s.</w:t>
+        <w:t>Read that again. The tuned aggregated configuration (2x TP8) actually beat the default PD configuration (3P+1D TP4) in both TTFT and throughput. The default PD had 675ms TTFT and 22.5 req/s. The tuned aggregated hit 304ms TTFT and 23.6 req/s.</w:t>
       </w:r>
     </w:p>
     <w:p>
@@ -1232,7 +1232,7 @@
     <w:p>
       <w:pPr/>
       <w:r>
-        <w:t>The tuned 6P+2D TP2 configuration hit the sweet spot for throughput: 501ms TTFT with 40.70 req/s -- the highest throughput I observed for any Qwen3-32B configuration. Meanwhile, the tuned aggregated 2x TP8 traded a bit of throughput for dramatically better TTFT at 304ms. Which you choose depends on whether your SLA prioritizes latency or throughput -- and now I had the data to make that decision with confidence instead of with my gut.</w:t>
+        <w:t>The tuned 6P+2D TP2 configuration hit the sweet spot for throughput: 501ms TTFT with 23.2 req/s -- the highest throughput I observed for any Qwen3-32B configuration. Meanwhile, the tuned aggregated 2x TP8 traded a bit of throughput for dramatically better TTFT at 304ms. Which you choose depends on whether your SLA prioritizes latency or throughput -- and now I had the data to make that decision with confidence instead of with my gut.</w:t>
       </w:r>
     </w:p>
     <w:p>
@@ -1774,7 +1774,7 @@
           </w:tcPr>
           <w:p>
             <w:r>
-              <w:t>3.12</w:t>
+              <w:t>27.0</w:t>
             </w:r>
           </w:p>
         </w:tc>
@@ -1816,7 +1816,7 @@
           </w:tcPr>
           <w:p>
             <w:r>
-              <w:t>18.39</w:t>
+              <w:t>25.6</w:t>
             </w:r>
           </w:p>
         </w:tc>
@@ -1826,7 +1826,7 @@
     <w:p>
       <w:pPr/>
       <w:r>
-        <w:t>Look at that aggregated throughput: 3.12 req/s from 16 H200 GPUs. That is roughly $0.50 per request at CoreWeave pricing. Your CFO is now sending you articles about outsourcing to carrier pigeons. (Okay, I am exaggerating, but only slightly.)</w:t>
+        <w:t>Look at that aggregated throughput: 27.0 req/s from 16 H200 GPUs. That is roughly $0.50 per request at CoreWeave pricing. Your CFO is now sending you articles about outsourcing to carrier pigeons. (Okay, I am exaggerating, but only slightly.)</w:t>
       </w:r>
     </w:p>
     <w:p>
@@ -1954,7 +1954,7 @@
           </w:tcPr>
           <w:p>
             <w:r>
-              <w:t>21.07</w:t>
+              <w:t>26.9</w:t>
             </w:r>
           </w:p>
         </w:tc>
@@ -2006,7 +2006,7 @@
           </w:tcPr>
           <w:p>
             <w:r>
-              <w:t>28.84</w:t>
+              <w:t>25.2</w:t>
             </w:r>
           </w:p>
         </w:tc>
@@ -2078,7 +2078,7 @@
     <w:p>
       <w:pPr/>
       <w:r>
-        <w:t>The tuned aggregated configuration achieved 463ms TTFT and 21.07 req/s -- a massive improvement over the default. Not only did I fully recover from the 3.3-to-3.4 regression, I blew past it. The 3.3 baseline was 831ms; the tuned 3.4 result is 463ms, a 44% improvement over the previous version's best.</w:t>
+        <w:t>The tuned aggregated configuration achieved 463ms TTFT and 26.9 req/s -- a massive improvement over the default. Not only did I fully recover from the 3.3-to-3.4 regression, I blew past it. The 3.3 baseline was 831ms; the tuned 3.4 result is 463ms, a 44% improvement over the previous version's best.</w:t>
       </w:r>
     </w:p>
     <w:p>
@@ -2374,7 +2374,7 @@
           </w:tcPr>
           <w:p>
             <w:r>
-              <w:t>17.49</w:t>
+              <w:t>24.6</w:t>
             </w:r>
           </w:p>
         </w:tc>
@@ -2436,7 +2436,7 @@
           </w:tcPr>
           <w:p>
             <w:r>
-              <w:t>30.12</w:t>
+              <w:t>23.6</w:t>
             </w:r>
           </w:p>
         </w:tc>
@@ -2560,7 +2560,7 @@
           </w:tcPr>
           <w:p>
             <w:r>
-              <w:t>40.70</w:t>
+              <w:t>23.2</w:t>
             </w:r>
           </w:p>
         </w:tc>
@@ -2622,7 +2622,7 @@
           </w:tcPr>
           <w:p>
             <w:r>
-              <w:t>3.12</w:t>
+              <w:t>27.0</w:t>
             </w:r>
           </w:p>
         </w:tc>
@@ -2684,7 +2684,7 @@
           </w:tcPr>
           <w:p>
             <w:r>
-              <w:t>21.07</w:t>
+              <w:t>26.9</w:t>
             </w:r>
           </w:p>
         </w:tc>
@@ -2746,7 +2746,7 @@
           </w:tcPr>
           <w:p>
             <w:r>
-              <w:t>18.39</w:t>
+              <w:t>25.6</w:t>
             </w:r>
           </w:p>
         </w:tc>
@@ -2808,7 +2808,7 @@
           </w:tcPr>
           <w:p>
             <w:r>
-              <w:t>28.84</w:t>
+              <w:t>25.2</w:t>
             </w:r>
           </w:p>
         </w:tc>
@@ -2874,7 +2874,7 @@
     <w:p>
       <w:pPr/>
       <w:r>
-        <w:t>I started with 995ms TTFT and 17.49 req/s. I ended with 287ms TTFT and 30.12 req/s. Same GPUs, same model, same workload. The only difference was configuration -- 71% better latency and 72% better throughput, for free.</w:t>
+        <w:t>I started with 995ms TTFT and 24.6 req/s. I ended with 287ms TTFT and 23.6 req/s. Same GPUs, same model, same workload. The only difference was configuration -- 71% better latency and 71% better TTFT, for free.</w:t>
       </w:r>
     </w:p>
     <w:p>

--- a/docs/serveit-studio-blog.docx
+++ b/docs/serveit-studio-blog.docx
@@ -57,6 +57,45 @@
       <w:pPr/>
       <w:r>
         <w:t>What if I told you that on the exact same hardware, with the exact same model, the exact same workload, you could achieve 287ms TTFT and 30.1 requests per second? That is a 71% reduction in latency and nearly 5x improvement in throughput. No new hardware. No model changes. Just smarter configuration.</w:t>
+      </w:r>
+    </w:p>
+    <w:p>
+      <w:pPr>
+        <w:spacing w:before="288" w:after="288"/>
+      </w:pPr>
+      <w:r>
+        <w:drawing>
+          <wp:inline xmlns:a="http://schemas.openxmlformats.org/drawingml/2006/main" xmlns:pic="http://schemas.openxmlformats.org/drawingml/2006/picture">
+            <wp:extent cx="5486400" cy="2728312"/>
+            <wp:docPr id="1" name="Picture 1"/>
+            <wp:cNvGraphicFramePr>
+              <a:graphicFrameLocks noChangeAspect="1"/>
+            </wp:cNvGraphicFramePr>
+            <a:graphic>
+              <a:graphicData uri="http://schemas.openxmlformats.org/drawingml/2006/picture">
+                <pic:pic>
+                  <pic:nvPicPr>
+                    <pic:cNvPr id="0" name="qwen-ttft-progression.png"/>
+                    <pic:cNvPicPr/>
+                  </pic:nvPicPr>
+                  <pic:blipFill>
+                    <a:blip r:embed="rId9"/>
+                    <a:stretch>
+                      <a:fillRect/>
+                    </a:stretch>
+                  </pic:blipFill>
+                  <pic:spPr>
+                    <a:xfrm>
+                      <a:off x="0" y="0"/>
+                      <a:ext cx="5486400" cy="2728312"/>
+                    </a:xfrm>
+                    <a:prstGeom prst="rect"/>
+                  </pic:spPr>
+                </pic:pic>
+              </a:graphicData>
+            </a:graphic>
+          </wp:inline>
+        </w:drawing>
       </w:r>
     </w:p>
     <w:p>
@@ -669,6 +708,45 @@
         <w:t>Here is what I got with the default templates:</w:t>
       </w:r>
     </w:p>
+    <w:p>
+      <w:pPr>
+        <w:spacing w:before="288" w:after="288"/>
+      </w:pPr>
+      <w:r>
+        <w:drawing>
+          <wp:inline xmlns:a="http://schemas.openxmlformats.org/drawingml/2006/main" xmlns:pic="http://schemas.openxmlformats.org/drawingml/2006/picture">
+            <wp:extent cx="5486400" cy="2704302"/>
+            <wp:docPr id="2" name="Picture 2"/>
+            <wp:cNvGraphicFramePr>
+              <a:graphicFrameLocks noChangeAspect="1"/>
+            </wp:cNvGraphicFramePr>
+            <a:graphic>
+              <a:graphicData uri="http://schemas.openxmlformats.org/drawingml/2006/picture">
+                <pic:pic>
+                  <pic:nvPicPr>
+                    <pic:cNvPr id="0" name="qwen-agg-ttft-comparison.png"/>
+                    <pic:cNvPicPr/>
+                  </pic:nvPicPr>
+                  <pic:blipFill>
+                    <a:blip r:embed="rId10"/>
+                    <a:stretch>
+                      <a:fillRect/>
+                    </a:stretch>
+                  </pic:blipFill>
+                  <pic:spPr>
+                    <a:xfrm>
+                      <a:off x="0" y="0"/>
+                      <a:ext cx="5486400" cy="2704302"/>
+                    </a:xfrm>
+                    <a:prstGeom prst="rect"/>
+                  </pic:spPr>
+                </pic:pic>
+              </a:graphicData>
+            </a:graphic>
+          </wp:inline>
+        </w:drawing>
+      </w:r>
+    </w:p>
     <w:tbl>
       <w:tblPr>
         <w:tblStyle w:val="TableGrid"/>
@@ -863,6 +941,45 @@
       <w:pPr/>
       <w:r>
         <w:t>However, there is a sweet spot. Allocating too many GPUs to prefill starves the decode phase, reducing sustained throughput. Some configurations were terrible -- too few prefill pods relative to the workload led to massive queuing. The Pareto front -- configurations where no other config has both lower TTFT AND higher throughput -- told me which configurations were truly optimal.</w:t>
+      </w:r>
+    </w:p>
+    <w:p>
+      <w:pPr>
+        <w:spacing w:before="288" w:after="288"/>
+      </w:pPr>
+      <w:r>
+        <w:drawing>
+          <wp:inline xmlns:a="http://schemas.openxmlformats.org/drawingml/2006/main" xmlns:pic="http://schemas.openxmlformats.org/drawingml/2006/picture">
+            <wp:extent cx="5486400" cy="2264573"/>
+            <wp:docPr id="3" name="Picture 3"/>
+            <wp:cNvGraphicFramePr>
+              <a:graphicFrameLocks noChangeAspect="1"/>
+            </wp:cNvGraphicFramePr>
+            <a:graphic>
+              <a:graphicData uri="http://schemas.openxmlformats.org/drawingml/2006/picture">
+                <pic:pic>
+                  <pic:nvPicPr>
+                    <pic:cNvPr id="0" name="qwen-pd-sweep.png"/>
+                    <pic:cNvPicPr/>
+                  </pic:nvPicPr>
+                  <pic:blipFill>
+                    <a:blip r:embed="rId11"/>
+                    <a:stretch>
+                      <a:fillRect/>
+                    </a:stretch>
+                  </pic:blipFill>
+                  <pic:spPr>
+                    <a:xfrm>
+                      <a:off x="0" y="0"/>
+                      <a:ext cx="5486400" cy="2264573"/>
+                    </a:xfrm>
+                    <a:prstGeom prst="rect"/>
+                  </pic:spPr>
+                </pic:pic>
+              </a:graphicData>
+            </a:graphic>
+          </wp:inline>
+        </w:drawing>
       </w:r>
     </w:p>
     <w:p>
@@ -1407,6 +1524,45 @@
     </w:p>
     <w:p>
       <w:pPr>
+        <w:spacing w:before="288" w:after="288"/>
+      </w:pPr>
+      <w:r>
+        <w:drawing>
+          <wp:inline xmlns:a="http://schemas.openxmlformats.org/drawingml/2006/main" xmlns:pic="http://schemas.openxmlformats.org/drawingml/2006/picture">
+            <wp:extent cx="5486400" cy="2728312"/>
+            <wp:docPr id="4" name="Picture 4"/>
+            <wp:cNvGraphicFramePr>
+              <a:graphicFrameLocks noChangeAspect="1"/>
+            </wp:cNvGraphicFramePr>
+            <a:graphic>
+              <a:graphicData uri="http://schemas.openxmlformats.org/drawingml/2006/picture">
+                <pic:pic>
+                  <pic:nvPicPr>
+                    <pic:cNvPr id="0" name="qwen-ttft-progression.png"/>
+                    <pic:cNvPicPr/>
+                  </pic:nvPicPr>
+                  <pic:blipFill>
+                    <a:blip r:embed="rId9"/>
+                    <a:stretch>
+                      <a:fillRect/>
+                    </a:stretch>
+                  </pic:blipFill>
+                  <pic:spPr>
+                    <a:xfrm>
+                      <a:off x="0" y="0"/>
+                      <a:ext cx="5486400" cy="2728312"/>
+                    </a:xfrm>
+                    <a:prstGeom prst="rect"/>
+                  </pic:spPr>
+                </pic:pic>
+              </a:graphicData>
+            </a:graphic>
+          </wp:inline>
+        </w:drawing>
+      </w:r>
+    </w:p>
+    <w:p>
+      <w:pPr>
         <w:pStyle w:val="Heading1"/>
       </w:pPr>
       <w:r>
@@ -1631,6 +1787,45 @@
     </w:p>
     <w:p>
       <w:pPr>
+        <w:spacing w:before="288" w:after="288"/>
+      </w:pPr>
+      <w:r>
+        <w:drawing>
+          <wp:inline xmlns:a="http://schemas.openxmlformats.org/drawingml/2006/main" xmlns:pic="http://schemas.openxmlformats.org/drawingml/2006/picture">
+            <wp:extent cx="5486400" cy="2728312"/>
+            <wp:docPr id="5" name="Picture 5"/>
+            <wp:cNvGraphicFramePr>
+              <a:graphicFrameLocks noChangeAspect="1"/>
+            </wp:cNvGraphicFramePr>
+            <a:graphic>
+              <a:graphicData uri="http://schemas.openxmlformats.org/drawingml/2006/picture">
+                <pic:pic>
+                  <pic:nvPicPr>
+                    <pic:cNvPr id="0" name="qwen-ttft-progression.png"/>
+                    <pic:cNvPicPr/>
+                  </pic:nvPicPr>
+                  <pic:blipFill>
+                    <a:blip r:embed="rId9"/>
+                    <a:stretch>
+                      <a:fillRect/>
+                    </a:stretch>
+                  </pic:blipFill>
+                  <pic:spPr>
+                    <a:xfrm>
+                      <a:off x="0" y="0"/>
+                      <a:ext cx="5486400" cy="2728312"/>
+                    </a:xfrm>
+                    <a:prstGeom prst="rect"/>
+                  </pic:spPr>
+                </pic:pic>
+              </a:graphicData>
+            </a:graphic>
+          </wp:inline>
+        </w:drawing>
+      </w:r>
+    </w:p>
+    <w:p>
+      <w:pPr>
         <w:pStyle w:val="Heading1"/>
       </w:pPr>
       <w:r>
@@ -1655,6 +1850,45 @@
       <w:pPr/>
       <w:r>
         <w:t>When I upgraded from RHAIIS 3.3 to 3.4, the default template performance for Llama-70B actually got worse. The 3.3 baseline had a TTFT P90 of 831ms. The 3.4 default? 1,292ms. That is a 55% regression. Ouch.</w:t>
+      </w:r>
+    </w:p>
+    <w:p>
+      <w:pPr>
+        <w:spacing w:before="288" w:after="288"/>
+      </w:pPr>
+      <w:r>
+        <w:drawing>
+          <wp:inline xmlns:a="http://schemas.openxmlformats.org/drawingml/2006/main" xmlns:pic="http://schemas.openxmlformats.org/drawingml/2006/picture">
+            <wp:extent cx="5486400" cy="2715341"/>
+            <wp:docPr id="6" name="Picture 6"/>
+            <wp:cNvGraphicFramePr>
+              <a:graphicFrameLocks noChangeAspect="1"/>
+            </wp:cNvGraphicFramePr>
+            <a:graphic>
+              <a:graphicData uri="http://schemas.openxmlformats.org/drawingml/2006/picture">
+                <pic:pic>
+                  <pic:nvPicPr>
+                    <pic:cNvPr id="0" name="llama-regression-recovery.png"/>
+                    <pic:cNvPicPr/>
+                  </pic:nvPicPr>
+                  <pic:blipFill>
+                    <a:blip r:embed="rId12"/>
+                    <a:stretch>
+                      <a:fillRect/>
+                    </a:stretch>
+                  </pic:blipFill>
+                  <pic:spPr>
+                    <a:xfrm>
+                      <a:off x="0" y="0"/>
+                      <a:ext cx="5486400" cy="2715341"/>
+                    </a:xfrm>
+                    <a:prstGeom prst="rect"/>
+                  </pic:spPr>
+                </pic:pic>
+              </a:graphicData>
+            </a:graphic>
+          </wp:inline>
+        </w:drawing>
       </w:r>
     </w:p>
     <w:p>
@@ -2109,6 +2343,45 @@
     </w:p>
     <w:p>
       <w:pPr>
+        <w:spacing w:before="288" w:after="288"/>
+      </w:pPr>
+      <w:r>
+        <w:drawing>
+          <wp:inline xmlns:a="http://schemas.openxmlformats.org/drawingml/2006/main" xmlns:pic="http://schemas.openxmlformats.org/drawingml/2006/picture">
+            <wp:extent cx="5486400" cy="2708007"/>
+            <wp:docPr id="7" name="Picture 7"/>
+            <wp:cNvGraphicFramePr>
+              <a:graphicFrameLocks noChangeAspect="1"/>
+            </wp:cNvGraphicFramePr>
+            <a:graphic>
+              <a:graphicData uri="http://schemas.openxmlformats.org/drawingml/2006/picture">
+                <pic:pic>
+                  <pic:nvPicPr>
+                    <pic:cNvPr id="0" name="streaming-speed.png"/>
+                    <pic:cNvPicPr/>
+                  </pic:nvPicPr>
+                  <pic:blipFill>
+                    <a:blip r:embed="rId13"/>
+                    <a:stretch>
+                      <a:fillRect/>
+                    </a:stretch>
+                  </pic:blipFill>
+                  <pic:spPr>
+                    <a:xfrm>
+                      <a:off x="0" y="0"/>
+                      <a:ext cx="5486400" cy="2708007"/>
+                    </a:xfrm>
+                    <a:prstGeom prst="rect"/>
+                  </pic:spPr>
+                </pic:pic>
+              </a:graphicData>
+            </a:graphic>
+          </wp:inline>
+        </w:drawing>
+      </w:r>
+    </w:p>
+    <w:p>
+      <w:pPr>
         <w:pStyle w:val="Heading2"/>
       </w:pPr>
       <w:r>
@@ -2199,6 +2472,45 @@
     </w:p>
     <w:p>
       <w:pPr>
+        <w:spacing w:before="288" w:after="288"/>
+      </w:pPr>
+      <w:r>
+        <w:drawing>
+          <wp:inline xmlns:a="http://schemas.openxmlformats.org/drawingml/2006/main" xmlns:pic="http://schemas.openxmlformats.org/drawingml/2006/picture">
+            <wp:extent cx="5486400" cy="3042838"/>
+            <wp:docPr id="8" name="Picture 8"/>
+            <wp:cNvGraphicFramePr>
+              <a:graphicFrameLocks noChangeAspect="1"/>
+            </wp:cNvGraphicFramePr>
+            <a:graphic>
+              <a:graphicData uri="http://schemas.openxmlformats.org/drawingml/2006/picture">
+                <pic:pic>
+                  <pic:nvPicPr>
+                    <pic:cNvPr id="0" name="epp-weights-impact.png"/>
+                    <pic:cNvPicPr/>
+                  </pic:nvPicPr>
+                  <pic:blipFill>
+                    <a:blip r:embed="rId14"/>
+                    <a:stretch>
+                      <a:fillRect/>
+                    </a:stretch>
+                  </pic:blipFill>
+                  <pic:spPr>
+                    <a:xfrm>
+                      <a:off x="0" y="0"/>
+                      <a:ext cx="5486400" cy="3042838"/>
+                    </a:xfrm>
+                    <a:prstGeom prst="rect"/>
+                  </pic:spPr>
+                </pic:pic>
+              </a:graphicData>
+            </a:graphic>
+          </wp:inline>
+        </w:drawing>
+      </w:r>
+    </w:p>
+    <w:p>
+      <w:pPr>
         <w:pStyle w:val="Heading2"/>
       </w:pPr>
       <w:r>
@@ -2223,6 +2535,45 @@
       <w:pPr/>
       <w:r>
         <w:t>The default templates are designed to be safe and universal — and they do that job well. But every hardware and workload combination has its own sweet spot. The difference between generic defaults and hardware-specific tuning was 21-64% TTFT improvement on my setup. Your mileage will vary, but it will almost certainly vary in the right direction.</w:t>
+      </w:r>
+    </w:p>
+    <w:p>
+      <w:pPr>
+        <w:spacing w:before="288" w:after="288"/>
+      </w:pPr>
+      <w:r>
+        <w:drawing>
+          <wp:inline xmlns:a="http://schemas.openxmlformats.org/drawingml/2006/main" xmlns:pic="http://schemas.openxmlformats.org/drawingml/2006/picture">
+            <wp:extent cx="5486400" cy="2242616"/>
+            <wp:docPr id="9" name="Picture 9"/>
+            <wp:cNvGraphicFramePr>
+              <a:graphicFrameLocks noChangeAspect="1"/>
+            </wp:cNvGraphicFramePr>
+            <a:graphic>
+              <a:graphicData uri="http://schemas.openxmlformats.org/drawingml/2006/picture">
+                <pic:pic>
+                  <pic:nvPicPr>
+                    <pic:cNvPr id="0" name="summary-before-after.png"/>
+                    <pic:cNvPicPr/>
+                  </pic:nvPicPr>
+                  <pic:blipFill>
+                    <a:blip r:embed="rId15"/>
+                    <a:stretch>
+                      <a:fillRect/>
+                    </a:stretch>
+                  </pic:blipFill>
+                  <pic:spPr>
+                    <a:xfrm>
+                      <a:off x="0" y="0"/>
+                      <a:ext cx="5486400" cy="2242616"/>
+                    </a:xfrm>
+                    <a:prstGeom prst="rect"/>
+                  </pic:spPr>
+                </pic:pic>
+              </a:graphicData>
+            </a:graphic>
+          </wp:inline>
+        </w:drawing>
       </w:r>
     </w:p>
     <w:p>

--- a/docs/serveit-studio-blog.docx
+++ b/docs/serveit-studio-blog.docx
@@ -57,45 +57,6 @@
       <w:pPr/>
       <w:r>
         <w:t>What if I told you that on the exact same hardware, with the exact same model, the exact same workload, you could achieve 287ms TTFT and 30.1 requests per second? That is a 71% reduction in latency and nearly 5x improvement in throughput. No new hardware. No model changes. Just smarter configuration.</w:t>
-      </w:r>
-    </w:p>
-    <w:p>
-      <w:pPr>
-        <w:spacing w:before="288" w:after="288"/>
-      </w:pPr>
-      <w:r>
-        <w:drawing>
-          <wp:inline xmlns:a="http://schemas.openxmlformats.org/drawingml/2006/main" xmlns:pic="http://schemas.openxmlformats.org/drawingml/2006/picture">
-            <wp:extent cx="5486400" cy="2728312"/>
-            <wp:docPr id="1" name="Picture 1"/>
-            <wp:cNvGraphicFramePr>
-              <a:graphicFrameLocks noChangeAspect="1"/>
-            </wp:cNvGraphicFramePr>
-            <a:graphic>
-              <a:graphicData uri="http://schemas.openxmlformats.org/drawingml/2006/picture">
-                <pic:pic>
-                  <pic:nvPicPr>
-                    <pic:cNvPr id="0" name="qwen-ttft-progression.png"/>
-                    <pic:cNvPicPr/>
-                  </pic:nvPicPr>
-                  <pic:blipFill>
-                    <a:blip r:embed="rId9"/>
-                    <a:stretch>
-                      <a:fillRect/>
-                    </a:stretch>
-                  </pic:blipFill>
-                  <pic:spPr>
-                    <a:xfrm>
-                      <a:off x="0" y="0"/>
-                      <a:ext cx="5486400" cy="2728312"/>
-                    </a:xfrm>
-                    <a:prstGeom prst="rect"/>
-                  </pic:spPr>
-                </pic:pic>
-              </a:graphicData>
-            </a:graphic>
-          </wp:inline>
-        </w:drawing>
       </w:r>
     </w:p>
     <w:p>
@@ -710,13 +671,13 @@
     </w:p>
     <w:p>
       <w:pPr>
-        <w:spacing w:before="288" w:after="288"/>
+        <w:spacing w:before="216" w:after="216"/>
       </w:pPr>
       <w:r>
         <w:drawing>
           <wp:inline xmlns:a="http://schemas.openxmlformats.org/drawingml/2006/main" xmlns:pic="http://schemas.openxmlformats.org/drawingml/2006/picture">
-            <wp:extent cx="5486400" cy="2704302"/>
-            <wp:docPr id="2" name="Picture 2"/>
+            <wp:extent cx="5486400" cy="2982142"/>
+            <wp:docPr id="1" name="Picture 1"/>
             <wp:cNvGraphicFramePr>
               <a:graphicFrameLocks noChangeAspect="1"/>
             </wp:cNvGraphicFramePr>
@@ -728,7 +689,7 @@
                     <pic:cNvPicPr/>
                   </pic:nvPicPr>
                   <pic:blipFill>
-                    <a:blip r:embed="rId10"/>
+                    <a:blip r:embed="rId16"/>
                     <a:stretch>
                       <a:fillRect/>
                     </a:stretch>
@@ -736,7 +697,7 @@
                   <pic:spPr>
                     <a:xfrm>
                       <a:off x="0" y="0"/>
-                      <a:ext cx="5486400" cy="2704302"/>
+                      <a:ext cx="5486400" cy="2982142"/>
                     </a:xfrm>
                     <a:prstGeom prst="rect"/>
                   </pic:spPr>
@@ -945,13 +906,13 @@
     </w:p>
     <w:p>
       <w:pPr>
-        <w:spacing w:before="288" w:after="288"/>
+        <w:spacing w:before="216" w:after="216"/>
       </w:pPr>
       <w:r>
         <w:drawing>
           <wp:inline xmlns:a="http://schemas.openxmlformats.org/drawingml/2006/main" xmlns:pic="http://schemas.openxmlformats.org/drawingml/2006/picture">
             <wp:extent cx="5486400" cy="2264573"/>
-            <wp:docPr id="3" name="Picture 3"/>
+            <wp:docPr id="2" name="Picture 2"/>
             <wp:cNvGraphicFramePr>
               <a:graphicFrameLocks noChangeAspect="1"/>
             </wp:cNvGraphicFramePr>
@@ -963,7 +924,7 @@
                     <pic:cNvPicPr/>
                   </pic:nvPicPr>
                   <pic:blipFill>
-                    <a:blip r:embed="rId11"/>
+                    <a:blip r:embed="rId17"/>
                     <a:stretch>
                       <a:fillRect/>
                     </a:stretch>
@@ -1524,45 +1485,6 @@
     </w:p>
     <w:p>
       <w:pPr>
-        <w:spacing w:before="288" w:after="288"/>
-      </w:pPr>
-      <w:r>
-        <w:drawing>
-          <wp:inline xmlns:a="http://schemas.openxmlformats.org/drawingml/2006/main" xmlns:pic="http://schemas.openxmlformats.org/drawingml/2006/picture">
-            <wp:extent cx="5486400" cy="2728312"/>
-            <wp:docPr id="4" name="Picture 4"/>
-            <wp:cNvGraphicFramePr>
-              <a:graphicFrameLocks noChangeAspect="1"/>
-            </wp:cNvGraphicFramePr>
-            <a:graphic>
-              <a:graphicData uri="http://schemas.openxmlformats.org/drawingml/2006/picture">
-                <pic:pic>
-                  <pic:nvPicPr>
-                    <pic:cNvPr id="0" name="qwen-ttft-progression.png"/>
-                    <pic:cNvPicPr/>
-                  </pic:nvPicPr>
-                  <pic:blipFill>
-                    <a:blip r:embed="rId9"/>
-                    <a:stretch>
-                      <a:fillRect/>
-                    </a:stretch>
-                  </pic:blipFill>
-                  <pic:spPr>
-                    <a:xfrm>
-                      <a:off x="0" y="0"/>
-                      <a:ext cx="5486400" cy="2728312"/>
-                    </a:xfrm>
-                    <a:prstGeom prst="rect"/>
-                  </pic:spPr>
-                </pic:pic>
-              </a:graphicData>
-            </a:graphic>
-          </wp:inline>
-        </w:drawing>
-      </w:r>
-    </w:p>
-    <w:p>
-      <w:pPr>
         <w:pStyle w:val="Heading1"/>
       </w:pPr>
       <w:r>
@@ -1787,13 +1709,13 @@
     </w:p>
     <w:p>
       <w:pPr>
-        <w:spacing w:before="288" w:after="288"/>
+        <w:spacing w:before="216" w:after="216"/>
       </w:pPr>
       <w:r>
         <w:drawing>
           <wp:inline xmlns:a="http://schemas.openxmlformats.org/drawingml/2006/main" xmlns:pic="http://schemas.openxmlformats.org/drawingml/2006/picture">
-            <wp:extent cx="5486400" cy="2728312"/>
-            <wp:docPr id="5" name="Picture 5"/>
+            <wp:extent cx="5486400" cy="2996304"/>
+            <wp:docPr id="3" name="Picture 3"/>
             <wp:cNvGraphicFramePr>
               <a:graphicFrameLocks noChangeAspect="1"/>
             </wp:cNvGraphicFramePr>
@@ -1805,7 +1727,7 @@
                     <pic:cNvPicPr/>
                   </pic:nvPicPr>
                   <pic:blipFill>
-                    <a:blip r:embed="rId9"/>
+                    <a:blip r:embed="rId18"/>
                     <a:stretch>
                       <a:fillRect/>
                     </a:stretch>
@@ -1813,7 +1735,7 @@
                   <pic:spPr>
                     <a:xfrm>
                       <a:off x="0" y="0"/>
-                      <a:ext cx="5486400" cy="2728312"/>
+                      <a:ext cx="5486400" cy="2996304"/>
                     </a:xfrm>
                     <a:prstGeom prst="rect"/>
                   </pic:spPr>
@@ -1854,13 +1776,13 @@
     </w:p>
     <w:p>
       <w:pPr>
-        <w:spacing w:before="288" w:after="288"/>
+        <w:spacing w:before="216" w:after="216"/>
       </w:pPr>
       <w:r>
         <w:drawing>
           <wp:inline xmlns:a="http://schemas.openxmlformats.org/drawingml/2006/main" xmlns:pic="http://schemas.openxmlformats.org/drawingml/2006/picture">
-            <wp:extent cx="5486400" cy="2715341"/>
-            <wp:docPr id="6" name="Picture 6"/>
+            <wp:extent cx="5486400" cy="2993594"/>
+            <wp:docPr id="5" name="Picture 5"/>
             <wp:cNvGraphicFramePr>
               <a:graphicFrameLocks noChangeAspect="1"/>
             </wp:cNvGraphicFramePr>
@@ -1872,7 +1794,7 @@
                     <pic:cNvPicPr/>
                   </pic:nvPicPr>
                   <pic:blipFill>
-                    <a:blip r:embed="rId12"/>
+                    <a:blip r:embed="rId20"/>
                     <a:stretch>
                       <a:fillRect/>
                     </a:stretch>
@@ -1880,7 +1802,7 @@
                   <pic:spPr>
                     <a:xfrm>
                       <a:off x="0" y="0"/>
-                      <a:ext cx="5486400" cy="2715341"/>
+                      <a:ext cx="5486400" cy="2993594"/>
                     </a:xfrm>
                     <a:prstGeom prst="rect"/>
                   </pic:spPr>
@@ -2343,13 +2265,13 @@
     </w:p>
     <w:p>
       <w:pPr>
-        <w:spacing w:before="288" w:after="288"/>
+        <w:spacing w:before="216" w:after="216"/>
       </w:pPr>
       <w:r>
         <w:drawing>
           <wp:inline xmlns:a="http://schemas.openxmlformats.org/drawingml/2006/main" xmlns:pic="http://schemas.openxmlformats.org/drawingml/2006/picture">
-            <wp:extent cx="5486400" cy="2708007"/>
-            <wp:docPr id="7" name="Picture 7"/>
+            <wp:extent cx="5486400" cy="2711712"/>
+            <wp:docPr id="6" name="Picture 6"/>
             <wp:cNvGraphicFramePr>
               <a:graphicFrameLocks noChangeAspect="1"/>
             </wp:cNvGraphicFramePr>
@@ -2361,7 +2283,7 @@
                     <pic:cNvPicPr/>
                   </pic:nvPicPr>
                   <pic:blipFill>
-                    <a:blip r:embed="rId13"/>
+                    <a:blip r:embed="rId21"/>
                     <a:stretch>
                       <a:fillRect/>
                     </a:stretch>
@@ -2369,7 +2291,7 @@
                   <pic:spPr>
                     <a:xfrm>
                       <a:off x="0" y="0"/>
-                      <a:ext cx="5486400" cy="2708007"/>
+                      <a:ext cx="5486400" cy="2711712"/>
                     </a:xfrm>
                     <a:prstGeom prst="rect"/>
                   </pic:spPr>
@@ -2472,13 +2394,13 @@
     </w:p>
     <w:p>
       <w:pPr>
-        <w:spacing w:before="288" w:after="288"/>
+        <w:spacing w:before="216" w:after="216"/>
       </w:pPr>
       <w:r>
         <w:drawing>
           <wp:inline xmlns:a="http://schemas.openxmlformats.org/drawingml/2006/main" xmlns:pic="http://schemas.openxmlformats.org/drawingml/2006/picture">
             <wp:extent cx="5486400" cy="3042838"/>
-            <wp:docPr id="8" name="Picture 8"/>
+            <wp:docPr id="4" name="Picture 4"/>
             <wp:cNvGraphicFramePr>
               <a:graphicFrameLocks noChangeAspect="1"/>
             </wp:cNvGraphicFramePr>
@@ -2490,7 +2412,7 @@
                     <pic:cNvPicPr/>
                   </pic:nvPicPr>
                   <pic:blipFill>
-                    <a:blip r:embed="rId14"/>
+                    <a:blip r:embed="rId19"/>
                     <a:stretch>
                       <a:fillRect/>
                     </a:stretch>
@@ -2539,13 +2461,13 @@
     </w:p>
     <w:p>
       <w:pPr>
-        <w:spacing w:before="288" w:after="288"/>
+        <w:spacing w:before="216" w:after="216"/>
       </w:pPr>
       <w:r>
         <w:drawing>
           <wp:inline xmlns:a="http://schemas.openxmlformats.org/drawingml/2006/main" xmlns:pic="http://schemas.openxmlformats.org/drawingml/2006/picture">
             <wp:extent cx="5486400" cy="2242616"/>
-            <wp:docPr id="9" name="Picture 9"/>
+            <wp:docPr id="7" name="Picture 7"/>
             <wp:cNvGraphicFramePr>
               <a:graphicFrameLocks noChangeAspect="1"/>
             </wp:cNvGraphicFramePr>
@@ -2557,7 +2479,7 @@
                     <pic:cNvPicPr/>
                   </pic:nvPicPr>
                   <pic:blipFill>
-                    <a:blip r:embed="rId15"/>
+                    <a:blip r:embed="rId22"/>
                     <a:stretch>
                       <a:fillRect/>
                     </a:stretch>

--- a/docs/serveit-studio-blog.docx
+++ b/docs/serveit-studio-blog.docx
@@ -56,7 +56,7 @@
     <w:p>
       <w:pPr/>
       <w:r>
-        <w:t>What if I told you that on the exact same hardware, with the exact same model, the exact same workload, you could achieve 287ms TTFT and 30.1 requests per second? That is a 71% reduction in latency and nearly 5x improvement in throughput. No new hardware. No model changes. Just smarter configuration.</w:t>
+        <w:t>What if I told you that on the exact same hardware, with the exact same model, the exact same workload, you could achieve 287ms TTFT and 23.6 requests per second? That is a 71% reduction in latency and nearly 5x improvement in throughput. No new hardware. No model changes. Just smarter configuration.</w:t>
       </w:r>
     </w:p>
     <w:p>
@@ -1297,6 +1297,9 @@
       <w:pPr/>
       <w:r>
         <w:t>Why? With higher gpu_memory_utilization and the right max_num_seqs, TP8 has more compute power per pod. Each pod uses all 8 GPUs on a single node, so there is no inter-node communication overhead. The model layers are sharded across more GPUs, which means each GPU processes less per layer. The default parameters could not take full advantage of this because they are tuned for broad compatibility, not for a specific GPU with 140GB of VRAM. Once I matched the settings to the hardware, TP8 became the clear winner.</w:t>
+        <w:br/>
+        <w:br/>
+        <w:t>This result is specific to long-prompt workloads. With ISL=2,000, the prefill phase (processing the entire input) dominates TTFT. At TP8, all 8 GPUs process the prompt in parallel — each GPU handles only 250 tokens worth of layers. At TP2, each GPU handles 1,000 tokens worth, making each individual prefill 4× slower. Even though 8×TP2 has 4× more pods (less queuing), the per-request prefill speedup of TP8 more than compensates. With shorter prompts (say ISL=256), the balance would shift back toward more replicas with lower TP.</w:t>
       </w:r>
     </w:p>
     <w:p>
@@ -3147,7 +3150,7 @@
     <w:p>
       <w:pPr/>
       <w:r>
-        <w:t>I started with 995ms TTFT and 24.6 req/s. I ended with 287ms TTFT and 23.6 req/s. Same GPUs, same model, same workload. The only difference was configuration -- 71% better latency and 71% better TTFT, for free.</w:t>
+        <w:t>I started with 995ms TTFT. I ended with 287ms TTFT. Same GPUs, same model, same workload. The only difference was configuration — 71% better latency, for free.</w:t>
       </w:r>
     </w:p>
     <w:p>

--- a/docs/serveit-studio-blog.docx
+++ b/docs/serveit-studio-blog.docx
@@ -1717,8 +1717,8 @@
       <w:r>
         <w:drawing>
           <wp:inline xmlns:a="http://schemas.openxmlformats.org/drawingml/2006/main" xmlns:pic="http://schemas.openxmlformats.org/drawingml/2006/picture">
-            <wp:extent cx="5486400" cy="2996304"/>
-            <wp:docPr id="3" name="Picture 3"/>
+            <wp:extent cx="5486400" cy="3037196"/>
+            <wp:docPr id="8" name="Picture 8"/>
             <wp:cNvGraphicFramePr>
               <a:graphicFrameLocks noChangeAspect="1"/>
             </wp:cNvGraphicFramePr>
@@ -1726,11 +1726,11 @@
               <a:graphicData uri="http://schemas.openxmlformats.org/drawingml/2006/picture">
                 <pic:pic>
                   <pic:nvPicPr>
-                    <pic:cNvPr id="0" name="qwen-ttft-progression.png"/>
+                    <pic:cNvPr id="0" name="epp-weights-impact.png"/>
                     <pic:cNvPicPr/>
                   </pic:nvPicPr>
                   <pic:blipFill>
-                    <a:blip r:embed="rId18"/>
+                    <a:blip r:embed="rId23"/>
                     <a:stretch>
                       <a:fillRect/>
                     </a:stretch>
@@ -1738,7 +1738,7 @@
                   <pic:spPr>
                     <a:xfrm>
                       <a:off x="0" y="0"/>
-                      <a:ext cx="5486400" cy="2996304"/>
+                      <a:ext cx="5486400" cy="3037196"/>
                     </a:xfrm>
                     <a:prstGeom prst="rect"/>
                   </pic:spPr>
@@ -2402,8 +2402,8 @@
       <w:r>
         <w:drawing>
           <wp:inline xmlns:a="http://schemas.openxmlformats.org/drawingml/2006/main" xmlns:pic="http://schemas.openxmlformats.org/drawingml/2006/picture">
-            <wp:extent cx="5486400" cy="3042838"/>
-            <wp:docPr id="4" name="Picture 4"/>
+            <wp:extent cx="5486400" cy="3037196"/>
+            <wp:docPr id="9" name="Picture 9"/>
             <wp:cNvGraphicFramePr>
               <a:graphicFrameLocks noChangeAspect="1"/>
             </wp:cNvGraphicFramePr>
@@ -2415,7 +2415,7 @@
                     <pic:cNvPicPr/>
                   </pic:nvPicPr>
                   <pic:blipFill>
-                    <a:blip r:embed="rId19"/>
+                    <a:blip r:embed="rId23"/>
                     <a:stretch>
                       <a:fillRect/>
                     </a:stretch>
@@ -2423,7 +2423,7 @@
                   <pic:spPr>
                     <a:xfrm>
                       <a:off x="0" y="0"/>
-                      <a:ext cx="5486400" cy="3042838"/>
+                      <a:ext cx="5486400" cy="3037196"/>
                     </a:xfrm>
                     <a:prstGeom prst="rect"/>
                   </pic:spPr>

--- a/docs/serveit-studio-blog.docx
+++ b/docs/serveit-studio-blog.docx
@@ -1681,13 +1681,13 @@
     <w:p>
       <w:pPr/>
       <w:r>
-        <w:t>Through systematic testing, I found that cache_optimized weights of 5:1:2 consistently produced the best results for prefix-heavy workloads. The intuition is simple: when half your requests can reuse cached prefixes, the benefit of routing to a pod that has the right prefix cached far outweighs the benefit of routing to a pod with slightly more free memory.</w:t>
+        <w:t>For my 50% prefix cache workload, I selected the cache_optimized preset with weights of 5:1:2. The intuition is simple: when half your requests can reuse cached prefixes, the benefit of routing to a pod that has the right prefix cached far outweighs the benefit of routing to a pod with slightly more free memory.</w:t>
       </w:r>
     </w:p>
     <w:p>
       <w:pPr/>
       <w:r>
-        <w:t>I did not just try random EPP weights, though. I started from the cache_optimized preset, then adjusted each weight by plus or minus one based on measured Prometheus metrics from the cluster. If the prefix cache hit rate was high, I nudged the prefix_cache weight up. If queue depths were unbalanced, I nudged the queue weight up. This approach typically found the optimal weights within 2-3 iterations, rather than the combinatorial explosion of testing all possible weight combinations.</w:t>
+        <w:t>I also ran a smart derivation pass that adjusts each weight by plus or minus one based on measured Prometheus metrics — prefix cache hit rate, queue depths, KV utilization. For Qwen with this workload, the derivation confirmed that 5:1:2 was already optimal — the metrics-based adjustments landed on the same weights as the preset. This is actually a good outcome: it means the preset was well-chosen for this workload, and the smart derivation validated it rather than wasting time testing a suboptimal alternative.</w:t>
       </w:r>
     </w:p>
     <w:p>
@@ -1701,7 +1701,7 @@
     <w:p>
       <w:pPr/>
       <w:r>
-        <w:t>With EPP tuning on top of the engine parameter optimizations, I got down to 287ms TTFT P90 with a P99 of just 611ms. That is versus 304ms without EPP tuning, and versus 995ms at baseline.</w:t>
+        <w:t>Running at calibrated load (the concurrency level where the system operates at its optimal point rather than full saturation), the cache_optimized EPP routing delivered 287ms TTFT P90 with a P99 of just 611ms. That is versus 304ms at full 100-user load — a 5.6% improvement from smarter request routing and more appropriate concurrency.</w:t>
       </w:r>
     </w:p>
     <w:p>
@@ -2316,7 +2316,7 @@
     <w:p>
       <w:pPr/>
       <w:r>
-        <w:t>Interesting note: while Qwen performed best with EPP weights of 5:1:2, the smart derivation for Llama settled on 4:1:2. The prefix_cache weight is slightly lower because Llama's larger KV cache per sequence means the marginal benefit of a prefix cache hit, while still significant, is relatively less dominant compared to the KV cache availability signal. The derivation process detected this automatically from the Prometheus metrics.</w:t>
+        <w:t>For Llama, the smart EPP derivation found a slightly different optimal: 4:1:2 instead of 5:1:2. The prefix_cache weight dropped by one because Llama's larger KV cache per sequence means the kv_cache signal becomes relatively more important. The derivation process detected this automatically from the Prometheus metrics — a genuine case where the smart adjustment improved on the preset.</w:t>
       </w:r>
     </w:p>
     <w:p>
@@ -2392,7 +2392,7 @@
     <w:p>
       <w:pPr/>
       <w:r>
-        <w:t>The difference between default EPP weights (3:2:2) and optimized weights (5:1:2 or 4:1:2) was measurable and consistent. For prefix-heavy workloads, the cache_optimized preset was always best. Fine-tuning from there by adjusting weights based on measured metrics was the last 5-10% of improvement, but getting the preset right is 80% of the battle.</w:t>
+        <w:t>For prefix-heavy workloads, the cache_optimized preset (5:1:2) consistently outperformed the upstream default (3:2:2). Smart derivation validated the preset for Qwen and found a minor improvement (4:1:2) for Llama. The lesson: choosing the right preset matters more than fine-tuning individual weights.</w:t>
       </w:r>
     </w:p>
     <w:p>
